--- a/platform/manuals/out/3_SR委員長の業務手順.docx
+++ b/platform/manuals/out/3_SR委員長の業務手順.docx
@@ -3249,7 +3249,7 @@
                 <w:sz w:val="15"/>
                 <w:szCs w:val="15"/>
               </w:rPr>
-              <w:t xml:space="preserve">二次スクリーニングの照合結果を確認する。論文PDFの未入手一覧を事務局に渡し、華井が取り寄せる</w:t>
+              <w:t xml:space="preserve">二次スクリーニングの照合結果を確認する。未入手論文一覧を担当に配り、各自の入手を促す。各自で入手できない論文だけ、監修者に相談のうえ華井が取り寄せる</w:t>
             </w:r>
           </w:p>
         </w:tc>

--- a/platform/manuals/out/3_SR委員長の業務手順.docx
+++ b/platform/manuals/out/3_SR委員長の業務手順.docx
@@ -4199,6 +4199,24 @@
           <w:szCs w:val="20"/>
         </w:rPr>
         <w:t xml:space="preserve">事務局に、書類の作成状況.xlsx を出力してもらう(export_minds_documents.py)。CQごと・書類ごとの 完了/一部/未 を確認する。</w:t>
+      </w:r>
+    </w:p>
+    <w:p>
+      <w:pPr>
+        <w:pStyle w:val="ListParagraph"/>
+        <w:numPr>
+          <w:ilvl w:val="0"/>
+          <w:numId w:val="2"/>
+        </w:numPr>
+        <w:spacing w:after="50"/>
+      </w:pPr>
+      <w:r>
+        <w:rPr>
+          <w:rFonts w:ascii="Yu Gothic" w:cs="Yu Gothic" w:eastAsia="Yu Gothic" w:hAnsi="Yu Gothic"/>
+          <w:sz w:val="20"/>
+          <w:szCs w:val="20"/>
+        </w:rPr>
+        <w:t xml:space="preserve">スクリーニングは、作業ブックの「スクリーニング進捗」(run_jascc.sh screening で更新)で、担当者ごとの一次の未判定、二次の未判定、全文の未入手・未読、理由未記入を確認する。「スクリーニング照合」の不一致は、担当2名の協議を促す。</w:t>
       </w:r>
     </w:p>
     <w:p>
